--- a/tmp-tj/261029_Proline_page-entreposage_v2.docx
+++ b/tmp-tj/261029_Proline_page-entreposage_v2.docx
@@ -357,7 +357,7 @@
           <w:color w:val="11202E"/>
           <w:sz w:val="30"/>
         </w:rPr>
-        <w:t xml:space="preserve">1 </w:t>
+        <w:t xml:space="preserve">1  </w:t>
       </w:r>
       <w:r>
         <w:rPr>
@@ -644,7 +644,7 @@
                 <w:color w:val="11202E"/>
                 <w:sz w:val="21"/>
               </w:rPr>
-              <w:t>43 000 m² d’entrepôts équipés de racks · 70 000 m² de terre-plein · 4 parcs à Abidjan · depuis 2013</w:t>
+              <w:t>43 000 m² d’entrepôts équipés de racks   ·   70 000 m² de terre-plein   ·   4 parcs à Abidjan   ·   depuis 2013</w:t>
             </w:r>
           </w:p>
         </w:tc>
@@ -2037,7 +2037,7 @@
           <w:color w:val="11202E"/>
           <w:sz w:val="30"/>
         </w:rPr>
-        <w:t xml:space="preserve">2 </w:t>
+        <w:t xml:space="preserve">2  </w:t>
       </w:r>
       <w:r>
         <w:rPr>
@@ -2507,7 +2507,7 @@
         <w:color w:val="565656"/>
         <w:sz w:val="16"/>
       </w:rPr>
-      <w:t>Proline Logistics · /</w:t>
+      <w:t xml:space="preserve">Proline Logistics · </w:t>
     </w:r>
     <w:r>
       <w:rPr>
@@ -2526,6 +2526,7 @@
         <w:color w:val="565656"/>
         <w:sz w:val="16"/>
       </w:rPr>
+      <w:t xml:space="preserve"> / </w:t>
     </w:r>
     <w:r>
       <w:rPr>
@@ -2598,7 +2599,7 @@
         <w:color w:val="565656"/>
         <w:sz w:val="16"/>
       </w:rPr>
-      <w:t xml:space="preserve"> Nouvelle page Entreposage · texte à intégrer au site</w:t>
+      <w:t xml:space="preserve">     Nouvelle page Entreposage · texte à intégrer au site</w:t>
     </w:r>
   </w:p>
 </w:hdr>
@@ -2702,7 +2703,7 @@
         <w:ind w:left="1440" w:hanging="360"/>
       </w:pPr>
       <w:rPr>
-        <w:rFonts w:ascii="Symbol" w:hAnsi="Symbol" w:hint="default"/>
+        <w:rFonts w:ascii="Montserrat" w:hAnsi="Montserrat" w:hint="default"/>
       </w:rPr>
     </w:lvl>
   </w:abstractNum>
@@ -2723,7 +2724,7 @@
         <w:ind w:left="1080" w:hanging="360"/>
       </w:pPr>
       <w:rPr>
-        <w:rFonts w:ascii="Symbol" w:hAnsi="Symbol" w:hint="default"/>
+        <w:rFonts w:ascii="Montserrat" w:hAnsi="Montserrat" w:hint="default"/>
       </w:rPr>
     </w:lvl>
   </w:abstractNum>
@@ -2744,7 +2745,7 @@
         <w:ind w:left="720" w:hanging="360"/>
       </w:pPr>
       <w:rPr>
-        <w:rFonts w:ascii="Symbol" w:hAnsi="Symbol" w:hint="default"/>
+        <w:rFonts w:ascii="Montserrat" w:hAnsi="Montserrat" w:hint="default"/>
       </w:rPr>
     </w:lvl>
   </w:abstractNum>
@@ -2783,7 +2784,7 @@
         <w:ind w:left="360" w:hanging="360"/>
       </w:pPr>
       <w:rPr>
-        <w:rFonts w:ascii="Symbol" w:hAnsi="Symbol" w:hint="default"/>
+        <w:rFonts w:ascii="Montserrat" w:hAnsi="Montserrat" w:hint="default"/>
       </w:rPr>
     </w:lvl>
   </w:abstractNum>
@@ -2822,7 +2823,7 @@
   <w:docDefaults>
     <w:rPrDefault>
       <w:rPr>
-        <w:rFonts w:asciiTheme="minorHAnsi" w:eastAsiaTheme="minorEastAsia" w:hAnsiTheme="minorHAnsi" w:cstheme="minorBidi" w:ascii="Montserrat" w:hAnsi="Montserrat" w:cs="Montserrat" w:eastAsia="Montserrat"/>
+        <w:rFonts w:ascii="Montserrat" w:hAnsi="Montserrat" w:cstheme="minorBidi" w:cs="Montserrat" w:eastAsia="Montserrat"/>
         <w:sz w:val="22"/>
         <w:szCs w:val="22"/>
         <w:lang w:val="en-US" w:eastAsia="en-US" w:bidi="ar-SA"/>
@@ -5463,7 +5464,7 @@
         <w:spacing w:before="0" w:after="0" w:line="240" w:lineRule="auto"/>
       </w:pPr>
       <w:rPr>
-        <w:rFonts w:asciiTheme="majorHAnsi" w:eastAsiaTheme="majorEastAsia" w:hAnsiTheme="majorHAnsi" w:cstheme="majorBidi" w:ascii="Montserrat" w:hAnsi="Montserrat" w:cs="Montserrat" w:eastAsia="Montserrat"/>
+        <w:rFonts w:ascii="Montserrat" w:hAnsi="Montserrat" w:cstheme="majorBidi" w:cs="Montserrat" w:eastAsia="Montserrat"/>
         <w:b/>
         <w:bCs/>
       </w:rPr>
@@ -5484,7 +5485,7 @@
         <w:spacing w:before="0" w:after="0" w:line="240" w:lineRule="auto"/>
       </w:pPr>
       <w:rPr>
-        <w:rFonts w:asciiTheme="majorHAnsi" w:eastAsiaTheme="majorEastAsia" w:hAnsiTheme="majorHAnsi" w:cstheme="majorBidi" w:ascii="Montserrat" w:hAnsi="Montserrat" w:cs="Montserrat" w:eastAsia="Montserrat"/>
+        <w:rFonts w:ascii="Montserrat" w:hAnsi="Montserrat" w:cstheme="majorBidi" w:cs="Montserrat" w:eastAsia="Montserrat"/>
         <w:b/>
         <w:bCs/>
       </w:rPr>
@@ -5502,14 +5503,14 @@
     </w:tblStylePr>
     <w:tblStylePr w:type="firstCol">
       <w:rPr>
-        <w:rFonts w:asciiTheme="majorHAnsi" w:eastAsiaTheme="majorEastAsia" w:hAnsiTheme="majorHAnsi" w:cstheme="majorBidi" w:ascii="Montserrat" w:hAnsi="Montserrat" w:cs="Montserrat" w:eastAsia="Montserrat"/>
+        <w:rFonts w:ascii="Montserrat" w:hAnsi="Montserrat" w:cstheme="majorBidi" w:cs="Montserrat" w:eastAsia="Montserrat"/>
         <w:b/>
         <w:bCs/>
       </w:rPr>
     </w:tblStylePr>
     <w:tblStylePr w:type="lastCol">
       <w:rPr>
-        <w:rFonts w:asciiTheme="majorHAnsi" w:eastAsiaTheme="majorEastAsia" w:hAnsiTheme="majorHAnsi" w:cstheme="majorBidi" w:ascii="Montserrat" w:hAnsi="Montserrat" w:cs="Montserrat" w:eastAsia="Montserrat"/>
+        <w:rFonts w:ascii="Montserrat" w:hAnsi="Montserrat" w:cstheme="majorBidi" w:cs="Montserrat" w:eastAsia="Montserrat"/>
         <w:b/>
         <w:bCs/>
       </w:rPr>
@@ -5596,7 +5597,7 @@
         <w:spacing w:before="0" w:after="0" w:line="240" w:lineRule="auto"/>
       </w:pPr>
       <w:rPr>
-        <w:rFonts w:asciiTheme="majorHAnsi" w:eastAsiaTheme="majorEastAsia" w:hAnsiTheme="majorHAnsi" w:cstheme="majorBidi" w:ascii="Montserrat" w:hAnsi="Montserrat" w:cs="Montserrat" w:eastAsia="Montserrat"/>
+        <w:rFonts w:ascii="Montserrat" w:hAnsi="Montserrat" w:cstheme="majorBidi" w:cs="Montserrat" w:eastAsia="Montserrat"/>
         <w:b/>
         <w:bCs/>
       </w:rPr>
@@ -5617,7 +5618,7 @@
         <w:spacing w:before="0" w:after="0" w:line="240" w:lineRule="auto"/>
       </w:pPr>
       <w:rPr>
-        <w:rFonts w:asciiTheme="majorHAnsi" w:eastAsiaTheme="majorEastAsia" w:hAnsiTheme="majorHAnsi" w:cstheme="majorBidi" w:ascii="Montserrat" w:hAnsi="Montserrat" w:cs="Montserrat" w:eastAsia="Montserrat"/>
+        <w:rFonts w:ascii="Montserrat" w:hAnsi="Montserrat" w:cstheme="majorBidi" w:cs="Montserrat" w:eastAsia="Montserrat"/>
         <w:b/>
         <w:bCs/>
       </w:rPr>
@@ -5635,14 +5636,14 @@
     </w:tblStylePr>
     <w:tblStylePr w:type="firstCol">
       <w:rPr>
-        <w:rFonts w:asciiTheme="majorHAnsi" w:eastAsiaTheme="majorEastAsia" w:hAnsiTheme="majorHAnsi" w:cstheme="majorBidi" w:ascii="Montserrat" w:hAnsi="Montserrat" w:cs="Montserrat" w:eastAsia="Montserrat"/>
+        <w:rFonts w:ascii="Montserrat" w:hAnsi="Montserrat" w:cstheme="majorBidi" w:cs="Montserrat" w:eastAsia="Montserrat"/>
         <w:b/>
         <w:bCs/>
       </w:rPr>
     </w:tblStylePr>
     <w:tblStylePr w:type="lastCol">
       <w:rPr>
-        <w:rFonts w:asciiTheme="majorHAnsi" w:eastAsiaTheme="majorEastAsia" w:hAnsiTheme="majorHAnsi" w:cstheme="majorBidi" w:ascii="Montserrat" w:hAnsi="Montserrat" w:cs="Montserrat" w:eastAsia="Montserrat"/>
+        <w:rFonts w:ascii="Montserrat" w:hAnsi="Montserrat" w:cstheme="majorBidi" w:cs="Montserrat" w:eastAsia="Montserrat"/>
         <w:b/>
         <w:bCs/>
       </w:rPr>
@@ -5729,7 +5730,7 @@
         <w:spacing w:before="0" w:after="0" w:line="240" w:lineRule="auto"/>
       </w:pPr>
       <w:rPr>
-        <w:rFonts w:asciiTheme="majorHAnsi" w:eastAsiaTheme="majorEastAsia" w:hAnsiTheme="majorHAnsi" w:cstheme="majorBidi" w:ascii="Montserrat" w:hAnsi="Montserrat" w:cs="Montserrat" w:eastAsia="Montserrat"/>
+        <w:rFonts w:ascii="Montserrat" w:hAnsi="Montserrat" w:cstheme="majorBidi" w:cs="Montserrat" w:eastAsia="Montserrat"/>
         <w:b/>
         <w:bCs/>
       </w:rPr>
@@ -5750,7 +5751,7 @@
         <w:spacing w:before="0" w:after="0" w:line="240" w:lineRule="auto"/>
       </w:pPr>
       <w:rPr>
-        <w:rFonts w:asciiTheme="majorHAnsi" w:eastAsiaTheme="majorEastAsia" w:hAnsiTheme="majorHAnsi" w:cstheme="majorBidi" w:ascii="Montserrat" w:hAnsi="Montserrat" w:cs="Montserrat" w:eastAsia="Montserrat"/>
+        <w:rFonts w:ascii="Montserrat" w:hAnsi="Montserrat" w:cstheme="majorBidi" w:cs="Montserrat" w:eastAsia="Montserrat"/>
         <w:b/>
         <w:bCs/>
       </w:rPr>
@@ -5768,14 +5769,14 @@
     </w:tblStylePr>
     <w:tblStylePr w:type="firstCol">
       <w:rPr>
-        <w:rFonts w:asciiTheme="majorHAnsi" w:eastAsiaTheme="majorEastAsia" w:hAnsiTheme="majorHAnsi" w:cstheme="majorBidi" w:ascii="Montserrat" w:hAnsi="Montserrat" w:cs="Montserrat" w:eastAsia="Montserrat"/>
+        <w:rFonts w:ascii="Montserrat" w:hAnsi="Montserrat" w:cstheme="majorBidi" w:cs="Montserrat" w:eastAsia="Montserrat"/>
         <w:b/>
         <w:bCs/>
       </w:rPr>
     </w:tblStylePr>
     <w:tblStylePr w:type="lastCol">
       <w:rPr>
-        <w:rFonts w:asciiTheme="majorHAnsi" w:eastAsiaTheme="majorEastAsia" w:hAnsiTheme="majorHAnsi" w:cstheme="majorBidi" w:ascii="Montserrat" w:hAnsi="Montserrat" w:cs="Montserrat" w:eastAsia="Montserrat"/>
+        <w:rFonts w:ascii="Montserrat" w:hAnsi="Montserrat" w:cstheme="majorBidi" w:cs="Montserrat" w:eastAsia="Montserrat"/>
         <w:b/>
         <w:bCs/>
       </w:rPr>
@@ -5862,7 +5863,7 @@
         <w:spacing w:before="0" w:after="0" w:line="240" w:lineRule="auto"/>
       </w:pPr>
       <w:rPr>
-        <w:rFonts w:asciiTheme="majorHAnsi" w:eastAsiaTheme="majorEastAsia" w:hAnsiTheme="majorHAnsi" w:cstheme="majorBidi" w:ascii="Montserrat" w:hAnsi="Montserrat" w:cs="Montserrat" w:eastAsia="Montserrat"/>
+        <w:rFonts w:ascii="Montserrat" w:hAnsi="Montserrat" w:cstheme="majorBidi" w:cs="Montserrat" w:eastAsia="Montserrat"/>
         <w:b/>
         <w:bCs/>
       </w:rPr>
@@ -5883,7 +5884,7 @@
         <w:spacing w:before="0" w:after="0" w:line="240" w:lineRule="auto"/>
       </w:pPr>
       <w:rPr>
-        <w:rFonts w:asciiTheme="majorHAnsi" w:eastAsiaTheme="majorEastAsia" w:hAnsiTheme="majorHAnsi" w:cstheme="majorBidi" w:ascii="Montserrat" w:hAnsi="Montserrat" w:cs="Montserrat" w:eastAsia="Montserrat"/>
+        <w:rFonts w:ascii="Montserrat" w:hAnsi="Montserrat" w:cstheme="majorBidi" w:cs="Montserrat" w:eastAsia="Montserrat"/>
         <w:b/>
         <w:bCs/>
       </w:rPr>
@@ -5901,14 +5902,14 @@
     </w:tblStylePr>
     <w:tblStylePr w:type="firstCol">
       <w:rPr>
-        <w:rFonts w:asciiTheme="majorHAnsi" w:eastAsiaTheme="majorEastAsia" w:hAnsiTheme="majorHAnsi" w:cstheme="majorBidi" w:ascii="Montserrat" w:hAnsi="Montserrat" w:cs="Montserrat" w:eastAsia="Montserrat"/>
+        <w:rFonts w:ascii="Montserrat" w:hAnsi="Montserrat" w:cstheme="majorBidi" w:cs="Montserrat" w:eastAsia="Montserrat"/>
         <w:b/>
         <w:bCs/>
       </w:rPr>
     </w:tblStylePr>
     <w:tblStylePr w:type="lastCol">
       <w:rPr>
-        <w:rFonts w:asciiTheme="majorHAnsi" w:eastAsiaTheme="majorEastAsia" w:hAnsiTheme="majorHAnsi" w:cstheme="majorBidi" w:ascii="Montserrat" w:hAnsi="Montserrat" w:cs="Montserrat" w:eastAsia="Montserrat"/>
+        <w:rFonts w:ascii="Montserrat" w:hAnsi="Montserrat" w:cstheme="majorBidi" w:cs="Montserrat" w:eastAsia="Montserrat"/>
         <w:b/>
         <w:bCs/>
       </w:rPr>
@@ -5995,7 +5996,7 @@
         <w:spacing w:before="0" w:after="0" w:line="240" w:lineRule="auto"/>
       </w:pPr>
       <w:rPr>
-        <w:rFonts w:asciiTheme="majorHAnsi" w:eastAsiaTheme="majorEastAsia" w:hAnsiTheme="majorHAnsi" w:cstheme="majorBidi" w:ascii="Montserrat" w:hAnsi="Montserrat" w:cs="Montserrat" w:eastAsia="Montserrat"/>
+        <w:rFonts w:ascii="Montserrat" w:hAnsi="Montserrat" w:cstheme="majorBidi" w:cs="Montserrat" w:eastAsia="Montserrat"/>
         <w:b/>
         <w:bCs/>
       </w:rPr>
@@ -6016,7 +6017,7 @@
         <w:spacing w:before="0" w:after="0" w:line="240" w:lineRule="auto"/>
       </w:pPr>
       <w:rPr>
-        <w:rFonts w:asciiTheme="majorHAnsi" w:eastAsiaTheme="majorEastAsia" w:hAnsiTheme="majorHAnsi" w:cstheme="majorBidi" w:ascii="Montserrat" w:hAnsi="Montserrat" w:cs="Montserrat" w:eastAsia="Montserrat"/>
+        <w:rFonts w:ascii="Montserrat" w:hAnsi="Montserrat" w:cstheme="majorBidi" w:cs="Montserrat" w:eastAsia="Montserrat"/>
         <w:b/>
         <w:bCs/>
       </w:rPr>
@@ -6034,14 +6035,14 @@
     </w:tblStylePr>
     <w:tblStylePr w:type="firstCol">
       <w:rPr>
-        <w:rFonts w:asciiTheme="majorHAnsi" w:eastAsiaTheme="majorEastAsia" w:hAnsiTheme="majorHAnsi" w:cstheme="majorBidi" w:ascii="Montserrat" w:hAnsi="Montserrat" w:cs="Montserrat" w:eastAsia="Montserrat"/>
+        <w:rFonts w:ascii="Montserrat" w:hAnsi="Montserrat" w:cstheme="majorBidi" w:cs="Montserrat" w:eastAsia="Montserrat"/>
         <w:b/>
         <w:bCs/>
       </w:rPr>
     </w:tblStylePr>
     <w:tblStylePr w:type="lastCol">
       <w:rPr>
-        <w:rFonts w:asciiTheme="majorHAnsi" w:eastAsiaTheme="majorEastAsia" w:hAnsiTheme="majorHAnsi" w:cstheme="majorBidi" w:ascii="Montserrat" w:hAnsi="Montserrat" w:cs="Montserrat" w:eastAsia="Montserrat"/>
+        <w:rFonts w:ascii="Montserrat" w:hAnsi="Montserrat" w:cstheme="majorBidi" w:cs="Montserrat" w:eastAsia="Montserrat"/>
         <w:b/>
         <w:bCs/>
       </w:rPr>
@@ -6128,7 +6129,7 @@
         <w:spacing w:before="0" w:after="0" w:line="240" w:lineRule="auto"/>
       </w:pPr>
       <w:rPr>
-        <w:rFonts w:asciiTheme="majorHAnsi" w:eastAsiaTheme="majorEastAsia" w:hAnsiTheme="majorHAnsi" w:cstheme="majorBidi" w:ascii="Montserrat" w:hAnsi="Montserrat" w:cs="Montserrat" w:eastAsia="Montserrat"/>
+        <w:rFonts w:ascii="Montserrat" w:hAnsi="Montserrat" w:cstheme="majorBidi" w:cs="Montserrat" w:eastAsia="Montserrat"/>
         <w:b/>
         <w:bCs/>
       </w:rPr>
@@ -6149,7 +6150,7 @@
         <w:spacing w:before="0" w:after="0" w:line="240" w:lineRule="auto"/>
       </w:pPr>
       <w:rPr>
-        <w:rFonts w:asciiTheme="majorHAnsi" w:eastAsiaTheme="majorEastAsia" w:hAnsiTheme="majorHAnsi" w:cstheme="majorBidi" w:ascii="Montserrat" w:hAnsi="Montserrat" w:cs="Montserrat" w:eastAsia="Montserrat"/>
+        <w:rFonts w:ascii="Montserrat" w:hAnsi="Montserrat" w:cstheme="majorBidi" w:cs="Montserrat" w:eastAsia="Montserrat"/>
         <w:b/>
         <w:bCs/>
       </w:rPr>
@@ -6167,14 +6168,14 @@
     </w:tblStylePr>
     <w:tblStylePr w:type="firstCol">
       <w:rPr>
-        <w:rFonts w:asciiTheme="majorHAnsi" w:eastAsiaTheme="majorEastAsia" w:hAnsiTheme="majorHAnsi" w:cstheme="majorBidi" w:ascii="Montserrat" w:hAnsi="Montserrat" w:cs="Montserrat" w:eastAsia="Montserrat"/>
+        <w:rFonts w:ascii="Montserrat" w:hAnsi="Montserrat" w:cstheme="majorBidi" w:cs="Montserrat" w:eastAsia="Montserrat"/>
         <w:b/>
         <w:bCs/>
       </w:rPr>
     </w:tblStylePr>
     <w:tblStylePr w:type="lastCol">
       <w:rPr>
-        <w:rFonts w:asciiTheme="majorHAnsi" w:eastAsiaTheme="majorEastAsia" w:hAnsiTheme="majorHAnsi" w:cstheme="majorBidi" w:ascii="Montserrat" w:hAnsi="Montserrat" w:cs="Montserrat" w:eastAsia="Montserrat"/>
+        <w:rFonts w:ascii="Montserrat" w:hAnsi="Montserrat" w:cstheme="majorBidi" w:cs="Montserrat" w:eastAsia="Montserrat"/>
         <w:b/>
         <w:bCs/>
       </w:rPr>
@@ -6261,7 +6262,7 @@
         <w:spacing w:before="0" w:after="0" w:line="240" w:lineRule="auto"/>
       </w:pPr>
       <w:rPr>
-        <w:rFonts w:asciiTheme="majorHAnsi" w:eastAsiaTheme="majorEastAsia" w:hAnsiTheme="majorHAnsi" w:cstheme="majorBidi" w:ascii="Montserrat" w:hAnsi="Montserrat" w:cs="Montserrat" w:eastAsia="Montserrat"/>
+        <w:rFonts w:ascii="Montserrat" w:hAnsi="Montserrat" w:cstheme="majorBidi" w:cs="Montserrat" w:eastAsia="Montserrat"/>
         <w:b/>
         <w:bCs/>
       </w:rPr>
@@ -6282,7 +6283,7 @@
         <w:spacing w:before="0" w:after="0" w:line="240" w:lineRule="auto"/>
       </w:pPr>
       <w:rPr>
-        <w:rFonts w:asciiTheme="majorHAnsi" w:eastAsiaTheme="majorEastAsia" w:hAnsiTheme="majorHAnsi" w:cstheme="majorBidi" w:ascii="Montserrat" w:hAnsi="Montserrat" w:cs="Montserrat" w:eastAsia="Montserrat"/>
+        <w:rFonts w:ascii="Montserrat" w:hAnsi="Montserrat" w:cstheme="majorBidi" w:cs="Montserrat" w:eastAsia="Montserrat"/>
         <w:b/>
         <w:bCs/>
       </w:rPr>
@@ -6300,14 +6301,14 @@
     </w:tblStylePr>
     <w:tblStylePr w:type="firstCol">
       <w:rPr>
-        <w:rFonts w:asciiTheme="majorHAnsi" w:eastAsiaTheme="majorEastAsia" w:hAnsiTheme="majorHAnsi" w:cstheme="majorBidi" w:ascii="Montserrat" w:hAnsi="Montserrat" w:cs="Montserrat" w:eastAsia="Montserrat"/>
+        <w:rFonts w:ascii="Montserrat" w:hAnsi="Montserrat" w:cstheme="majorBidi" w:cs="Montserrat" w:eastAsia="Montserrat"/>
         <w:b/>
         <w:bCs/>
       </w:rPr>
     </w:tblStylePr>
     <w:tblStylePr w:type="lastCol">
       <w:rPr>
-        <w:rFonts w:asciiTheme="majorHAnsi" w:eastAsiaTheme="majorEastAsia" w:hAnsiTheme="majorHAnsi" w:cstheme="majorBidi" w:ascii="Montserrat" w:hAnsi="Montserrat" w:cs="Montserrat" w:eastAsia="Montserrat"/>
+        <w:rFonts w:ascii="Montserrat" w:hAnsi="Montserrat" w:cstheme="majorBidi" w:cs="Montserrat" w:eastAsia="Montserrat"/>
         <w:b/>
         <w:bCs/>
       </w:rPr>
@@ -8215,7 +8216,7 @@
     </w:tblPr>
     <w:tblStylePr w:type="firstRow">
       <w:rPr>
-        <w:rFonts w:asciiTheme="majorHAnsi" w:eastAsiaTheme="majorEastAsia" w:hAnsiTheme="majorHAnsi" w:cstheme="majorBidi" w:ascii="Montserrat" w:hAnsi="Montserrat" w:cs="Montserrat" w:eastAsia="Montserrat"/>
+        <w:rFonts w:ascii="Montserrat" w:hAnsi="Montserrat" w:cstheme="majorBidi" w:cs="Montserrat" w:eastAsia="Montserrat"/>
       </w:rPr>
       <w:tblPr/>
       <w:tcPr>
@@ -8300,7 +8301,7 @@
     </w:tblPr>
     <w:tblStylePr w:type="firstRow">
       <w:rPr>
-        <w:rFonts w:asciiTheme="majorHAnsi" w:eastAsiaTheme="majorEastAsia" w:hAnsiTheme="majorHAnsi" w:cstheme="majorBidi" w:ascii="Montserrat" w:hAnsi="Montserrat" w:cs="Montserrat" w:eastAsia="Montserrat"/>
+        <w:rFonts w:ascii="Montserrat" w:hAnsi="Montserrat" w:cstheme="majorBidi" w:cs="Montserrat" w:eastAsia="Montserrat"/>
       </w:rPr>
       <w:tblPr/>
       <w:tcPr>
@@ -8385,7 +8386,7 @@
     </w:tblPr>
     <w:tblStylePr w:type="firstRow">
       <w:rPr>
-        <w:rFonts w:asciiTheme="majorHAnsi" w:eastAsiaTheme="majorEastAsia" w:hAnsiTheme="majorHAnsi" w:cstheme="majorBidi" w:ascii="Montserrat" w:hAnsi="Montserrat" w:cs="Montserrat" w:eastAsia="Montserrat"/>
+        <w:rFonts w:ascii="Montserrat" w:hAnsi="Montserrat" w:cstheme="majorBidi" w:cs="Montserrat" w:eastAsia="Montserrat"/>
       </w:rPr>
       <w:tblPr/>
       <w:tcPr>
@@ -8470,7 +8471,7 @@
     </w:tblPr>
     <w:tblStylePr w:type="firstRow">
       <w:rPr>
-        <w:rFonts w:asciiTheme="majorHAnsi" w:eastAsiaTheme="majorEastAsia" w:hAnsiTheme="majorHAnsi" w:cstheme="majorBidi" w:ascii="Montserrat" w:hAnsi="Montserrat" w:cs="Montserrat" w:eastAsia="Montserrat"/>
+        <w:rFonts w:ascii="Montserrat" w:hAnsi="Montserrat" w:cstheme="majorBidi" w:cs="Montserrat" w:eastAsia="Montserrat"/>
       </w:rPr>
       <w:tblPr/>
       <w:tcPr>
@@ -8555,7 +8556,7 @@
     </w:tblPr>
     <w:tblStylePr w:type="firstRow">
       <w:rPr>
-        <w:rFonts w:asciiTheme="majorHAnsi" w:eastAsiaTheme="majorEastAsia" w:hAnsiTheme="majorHAnsi" w:cstheme="majorBidi" w:ascii="Montserrat" w:hAnsi="Montserrat" w:cs="Montserrat" w:eastAsia="Montserrat"/>
+        <w:rFonts w:ascii="Montserrat" w:hAnsi="Montserrat" w:cstheme="majorBidi" w:cs="Montserrat" w:eastAsia="Montserrat"/>
       </w:rPr>
       <w:tblPr/>
       <w:tcPr>
@@ -8640,7 +8641,7 @@
     </w:tblPr>
     <w:tblStylePr w:type="firstRow">
       <w:rPr>
-        <w:rFonts w:asciiTheme="majorHAnsi" w:eastAsiaTheme="majorEastAsia" w:hAnsiTheme="majorHAnsi" w:cstheme="majorBidi" w:ascii="Montserrat" w:hAnsi="Montserrat" w:cs="Montserrat" w:eastAsia="Montserrat"/>
+        <w:rFonts w:ascii="Montserrat" w:hAnsi="Montserrat" w:cstheme="majorBidi" w:cs="Montserrat" w:eastAsia="Montserrat"/>
       </w:rPr>
       <w:tblPr/>
       <w:tcPr>
@@ -8725,7 +8726,7 @@
     </w:tblPr>
     <w:tblStylePr w:type="firstRow">
       <w:rPr>
-        <w:rFonts w:asciiTheme="majorHAnsi" w:eastAsiaTheme="majorEastAsia" w:hAnsiTheme="majorHAnsi" w:cstheme="majorBidi" w:ascii="Montserrat" w:hAnsi="Montserrat" w:cs="Montserrat" w:eastAsia="Montserrat"/>
+        <w:rFonts w:ascii="Montserrat" w:hAnsi="Montserrat" w:cstheme="majorBidi" w:cs="Montserrat" w:eastAsia="Montserrat"/>
       </w:rPr>
       <w:tblPr/>
       <w:tcPr>
@@ -14932,7 +14933,7 @@
   <w:docDefaults>
     <w:rPrDefault>
       <w:rPr>
-        <w:rFonts w:asciiTheme="minorHAnsi" w:eastAsiaTheme="minorEastAsia" w:hAnsiTheme="minorHAnsi" w:cstheme="minorBidi"/>
+        <w:rFonts w:ascii="Montserrat" w:hAnsi="Montserrat" w:cstheme="minorBidi"/>
         <w:sz w:val="22"/>
         <w:szCs w:val="22"/>
         <w:lang w:val="en-US" w:eastAsia="en-US" w:bidi="ar-SA"/>
@@ -15103,7 +15104,7 @@
       <w:outlineLvl w:val="0"/>
     </w:pPr>
     <w:rPr>
-      <w:rFonts w:asciiTheme="majorHAnsi" w:eastAsiaTheme="majorEastAsia" w:hAnsiTheme="majorHAnsi" w:cstheme="majorBidi"/>
+      <w:rFonts w:ascii="Montserrat" w:hAnsi="Montserrat" w:cstheme="majorBidi"/>
       <w:b/>
       <w:bCs/>
       <w:color w:val="365F91" w:themeColor="accent1" w:themeShade="BF"/>
@@ -15127,7 +15128,7 @@
       <w:outlineLvl w:val="1"/>
     </w:pPr>
     <w:rPr>
-      <w:rFonts w:asciiTheme="majorHAnsi" w:eastAsiaTheme="majorEastAsia" w:hAnsiTheme="majorHAnsi" w:cstheme="majorBidi"/>
+      <w:rFonts w:ascii="Montserrat" w:hAnsi="Montserrat" w:cstheme="majorBidi"/>
       <w:b/>
       <w:bCs/>
       <w:color w:val="4F81BD" w:themeColor="accent1"/>
@@ -15151,7 +15152,7 @@
       <w:outlineLvl w:val="2"/>
     </w:pPr>
     <w:rPr>
-      <w:rFonts w:asciiTheme="majorHAnsi" w:eastAsiaTheme="majorEastAsia" w:hAnsiTheme="majorHAnsi" w:cstheme="majorBidi"/>
+      <w:rFonts w:ascii="Montserrat" w:hAnsi="Montserrat" w:cstheme="majorBidi"/>
       <w:b/>
       <w:bCs/>
       <w:color w:val="4F81BD" w:themeColor="accent1"/>
@@ -15174,7 +15175,7 @@
       <w:outlineLvl w:val="3"/>
     </w:pPr>
     <w:rPr>
-      <w:rFonts w:asciiTheme="majorHAnsi" w:eastAsiaTheme="majorEastAsia" w:hAnsiTheme="majorHAnsi" w:cstheme="majorBidi"/>
+      <w:rFonts w:ascii="Montserrat" w:hAnsi="Montserrat" w:cstheme="majorBidi"/>
       <w:b/>
       <w:bCs/>
       <w:i/>
@@ -15199,7 +15200,7 @@
       <w:outlineLvl w:val="4"/>
     </w:pPr>
     <w:rPr>
-      <w:rFonts w:asciiTheme="majorHAnsi" w:eastAsiaTheme="majorEastAsia" w:hAnsiTheme="majorHAnsi" w:cstheme="majorBidi"/>
+      <w:rFonts w:ascii="Montserrat" w:hAnsi="Montserrat" w:cstheme="majorBidi"/>
       <w:color w:val="243F60" w:themeColor="accent1" w:themeShade="7F"/>
     </w:rPr>
   </w:style>
@@ -15220,7 +15221,7 @@
       <w:outlineLvl w:val="5"/>
     </w:pPr>
     <w:rPr>
-      <w:rFonts w:asciiTheme="majorHAnsi" w:eastAsiaTheme="majorEastAsia" w:hAnsiTheme="majorHAnsi" w:cstheme="majorBidi"/>
+      <w:rFonts w:ascii="Montserrat" w:hAnsi="Montserrat" w:cstheme="majorBidi"/>
       <w:i/>
       <w:iCs/>
       <w:color w:val="243F60" w:themeColor="accent1" w:themeShade="7F"/>
@@ -15243,7 +15244,7 @@
       <w:outlineLvl w:val="6"/>
     </w:pPr>
     <w:rPr>
-      <w:rFonts w:asciiTheme="majorHAnsi" w:eastAsiaTheme="majorEastAsia" w:hAnsiTheme="majorHAnsi" w:cstheme="majorBidi"/>
+      <w:rFonts w:ascii="Montserrat" w:hAnsi="Montserrat" w:cstheme="majorBidi"/>
       <w:i/>
       <w:iCs/>
       <w:color w:val="404040" w:themeColor="text1" w:themeTint="BF"/>
@@ -15266,7 +15267,7 @@
       <w:outlineLvl w:val="7"/>
     </w:pPr>
     <w:rPr>
-      <w:rFonts w:asciiTheme="majorHAnsi" w:eastAsiaTheme="majorEastAsia" w:hAnsiTheme="majorHAnsi" w:cstheme="majorBidi"/>
+      <w:rFonts w:ascii="Montserrat" w:hAnsi="Montserrat" w:cstheme="majorBidi"/>
       <w:color w:val="4F81BD" w:themeColor="accent1"/>
       <w:sz w:val="20"/>
       <w:szCs w:val="20"/>
@@ -15289,7 +15290,7 @@
       <w:outlineLvl w:val="8"/>
     </w:pPr>
     <w:rPr>
-      <w:rFonts w:asciiTheme="majorHAnsi" w:eastAsiaTheme="majorEastAsia" w:hAnsiTheme="majorHAnsi" w:cstheme="majorBidi"/>
+      <w:rFonts w:ascii="Montserrat" w:hAnsi="Montserrat" w:cstheme="majorBidi"/>
       <w:i/>
       <w:iCs/>
       <w:color w:val="404040" w:themeColor="text1" w:themeTint="BF"/>
@@ -15340,7 +15341,7 @@
     <w:uiPriority w:val="9"/>
     <w:rsid w:val="00FC693F"/>
     <w:rPr>
-      <w:rFonts w:asciiTheme="majorHAnsi" w:eastAsiaTheme="majorEastAsia" w:hAnsiTheme="majorHAnsi" w:cstheme="majorBidi"/>
+      <w:rFonts w:ascii="Montserrat" w:hAnsi="Montserrat" w:cstheme="majorBidi"/>
       <w:b/>
       <w:bCs/>
       <w:color w:val="365F91" w:themeColor="accent1" w:themeShade="BF"/>
@@ -15355,7 +15356,7 @@
     <w:uiPriority w:val="9"/>
     <w:rsid w:val="00FC693F"/>
     <w:rPr>
-      <w:rFonts w:asciiTheme="majorHAnsi" w:eastAsiaTheme="majorEastAsia" w:hAnsiTheme="majorHAnsi" w:cstheme="majorBidi"/>
+      <w:rFonts w:ascii="Montserrat" w:hAnsi="Montserrat" w:cstheme="majorBidi"/>
       <w:b/>
       <w:bCs/>
       <w:color w:val="4F81BD" w:themeColor="accent1"/>
@@ -15370,7 +15371,7 @@
     <w:uiPriority w:val="9"/>
     <w:rsid w:val="00FC693F"/>
     <w:rPr>
-      <w:rFonts w:asciiTheme="majorHAnsi" w:eastAsiaTheme="majorEastAsia" w:hAnsiTheme="majorHAnsi" w:cstheme="majorBidi"/>
+      <w:rFonts w:ascii="Montserrat" w:hAnsi="Montserrat" w:cstheme="majorBidi"/>
       <w:b/>
       <w:bCs/>
       <w:color w:val="4F81BD" w:themeColor="accent1"/>
@@ -15392,7 +15393,7 @@
       <w:contextualSpacing/>
     </w:pPr>
     <w:rPr>
-      <w:rFonts w:asciiTheme="majorHAnsi" w:eastAsiaTheme="majorEastAsia" w:hAnsiTheme="majorHAnsi" w:cstheme="majorBidi"/>
+      <w:rFonts w:ascii="Montserrat" w:hAnsi="Montserrat" w:cstheme="majorBidi"/>
       <w:color w:val="17365D" w:themeColor="text2" w:themeShade="BF"/>
       <w:spacing w:val="5"/>
       <w:kern w:val="28"/>
@@ -15407,7 +15408,7 @@
     <w:uiPriority w:val="10"/>
     <w:rsid w:val="00FC693F"/>
     <w:rPr>
-      <w:rFonts w:asciiTheme="majorHAnsi" w:eastAsiaTheme="majorEastAsia" w:hAnsiTheme="majorHAnsi" w:cstheme="majorBidi"/>
+      <w:rFonts w:ascii="Montserrat" w:hAnsi="Montserrat" w:cstheme="majorBidi"/>
       <w:color w:val="17365D" w:themeColor="text2" w:themeShade="BF"/>
       <w:spacing w:val="5"/>
       <w:kern w:val="28"/>
@@ -15429,7 +15430,7 @@
       </w:numPr>
     </w:pPr>
     <w:rPr>
-      <w:rFonts w:asciiTheme="majorHAnsi" w:eastAsiaTheme="majorEastAsia" w:hAnsiTheme="majorHAnsi" w:cstheme="majorBidi"/>
+      <w:rFonts w:ascii="Montserrat" w:hAnsi="Montserrat" w:cstheme="majorBidi"/>
       <w:i/>
       <w:iCs/>
       <w:color w:val="4F81BD" w:themeColor="accent1"/>
@@ -15445,7 +15446,7 @@
     <w:uiPriority w:val="11"/>
     <w:rsid w:val="00FC693F"/>
     <w:rPr>
-      <w:rFonts w:asciiTheme="majorHAnsi" w:eastAsiaTheme="majorEastAsia" w:hAnsiTheme="majorHAnsi" w:cstheme="majorBidi"/>
+      <w:rFonts w:ascii="Montserrat" w:hAnsi="Montserrat" w:cstheme="majorBidi"/>
       <w:i/>
       <w:iCs/>
       <w:color w:val="4F81BD" w:themeColor="accent1"/>
@@ -15692,7 +15693,7 @@
       </w:tabs>
     </w:pPr>
     <w:rPr>
-      <w:rFonts w:ascii="Courier" w:hAnsi="Courier"/>
+      <w:rFonts w:ascii="Montserrat" w:hAnsi="Montserrat"/>
       <w:sz w:val="20"/>
       <w:szCs w:val="20"/>
     </w:rPr>
@@ -15704,7 +15705,7 @@
     <w:uiPriority w:val="99"/>
     <w:rsid w:val="0029639D"/>
     <w:rPr>
-      <w:rFonts w:ascii="Courier" w:hAnsi="Courier"/>
+      <w:rFonts w:ascii="Montserrat" w:hAnsi="Montserrat"/>
       <w:sz w:val="20"/>
       <w:szCs w:val="20"/>
     </w:rPr>
@@ -15743,7 +15744,7 @@
     <w:semiHidden/>
     <w:rsid w:val="00FC693F"/>
     <w:rPr>
-      <w:rFonts w:asciiTheme="majorHAnsi" w:eastAsiaTheme="majorEastAsia" w:hAnsiTheme="majorHAnsi" w:cstheme="majorBidi"/>
+      <w:rFonts w:ascii="Montserrat" w:hAnsi="Montserrat" w:cstheme="majorBidi"/>
       <w:b/>
       <w:bCs/>
       <w:i/>
@@ -15759,7 +15760,7 @@
     <w:semiHidden/>
     <w:rsid w:val="00FC693F"/>
     <w:rPr>
-      <w:rFonts w:asciiTheme="majorHAnsi" w:eastAsiaTheme="majorEastAsia" w:hAnsiTheme="majorHAnsi" w:cstheme="majorBidi"/>
+      <w:rFonts w:ascii="Montserrat" w:hAnsi="Montserrat" w:cstheme="majorBidi"/>
       <w:color w:val="243F60" w:themeColor="accent1" w:themeShade="7F"/>
     </w:rPr>
   </w:style>
@@ -15771,7 +15772,7 @@
     <w:semiHidden/>
     <w:rsid w:val="00FC693F"/>
     <w:rPr>
-      <w:rFonts w:asciiTheme="majorHAnsi" w:eastAsiaTheme="majorEastAsia" w:hAnsiTheme="majorHAnsi" w:cstheme="majorBidi"/>
+      <w:rFonts w:ascii="Montserrat" w:hAnsi="Montserrat" w:cstheme="majorBidi"/>
       <w:i/>
       <w:iCs/>
       <w:color w:val="243F60" w:themeColor="accent1" w:themeShade="7F"/>
@@ -15785,7 +15786,7 @@
     <w:semiHidden/>
     <w:rsid w:val="00FC693F"/>
     <w:rPr>
-      <w:rFonts w:asciiTheme="majorHAnsi" w:eastAsiaTheme="majorEastAsia" w:hAnsiTheme="majorHAnsi" w:cstheme="majorBidi"/>
+      <w:rFonts w:ascii="Montserrat" w:hAnsi="Montserrat" w:cstheme="majorBidi"/>
       <w:i/>
       <w:iCs/>
       <w:color w:val="404040" w:themeColor="text1" w:themeTint="BF"/>
@@ -15799,7 +15800,7 @@
     <w:semiHidden/>
     <w:rsid w:val="00FC693F"/>
     <w:rPr>
-      <w:rFonts w:asciiTheme="majorHAnsi" w:eastAsiaTheme="majorEastAsia" w:hAnsiTheme="majorHAnsi" w:cstheme="majorBidi"/>
+      <w:rFonts w:ascii="Montserrat" w:hAnsi="Montserrat" w:cstheme="majorBidi"/>
       <w:color w:val="4F81BD" w:themeColor="accent1"/>
       <w:sz w:val="20"/>
       <w:szCs w:val="20"/>
@@ -15813,7 +15814,7 @@
     <w:semiHidden/>
     <w:rsid w:val="00FC693F"/>
     <w:rPr>
-      <w:rFonts w:asciiTheme="majorHAnsi" w:eastAsiaTheme="majorEastAsia" w:hAnsiTheme="majorHAnsi" w:cstheme="majorBidi"/>
+      <w:rFonts w:ascii="Montserrat" w:hAnsi="Montserrat" w:cstheme="majorBidi"/>
       <w:i/>
       <w:iCs/>
       <w:color w:val="404040" w:themeColor="text1" w:themeTint="BF"/>
@@ -17402,7 +17403,7 @@
         <w:spacing w:before="0" w:after="0" w:line="240" w:lineRule="auto"/>
       </w:pPr>
       <w:rPr>
-        <w:rFonts w:asciiTheme="majorHAnsi" w:eastAsiaTheme="majorEastAsia" w:hAnsiTheme="majorHAnsi" w:cstheme="majorBidi"/>
+        <w:rFonts w:ascii="Montserrat" w:hAnsi="Montserrat" w:cstheme="majorBidi"/>
         <w:b/>
         <w:bCs/>
       </w:rPr>
@@ -17423,7 +17424,7 @@
         <w:spacing w:before="0" w:after="0" w:line="240" w:lineRule="auto"/>
       </w:pPr>
       <w:rPr>
-        <w:rFonts w:asciiTheme="majorHAnsi" w:eastAsiaTheme="majorEastAsia" w:hAnsiTheme="majorHAnsi" w:cstheme="majorBidi"/>
+        <w:rFonts w:ascii="Montserrat" w:hAnsi="Montserrat" w:cstheme="majorBidi"/>
         <w:b/>
         <w:bCs/>
       </w:rPr>
@@ -17441,14 +17442,14 @@
     </w:tblStylePr>
     <w:tblStylePr w:type="firstCol">
       <w:rPr>
-        <w:rFonts w:asciiTheme="majorHAnsi" w:eastAsiaTheme="majorEastAsia" w:hAnsiTheme="majorHAnsi" w:cstheme="majorBidi"/>
+        <w:rFonts w:ascii="Montserrat" w:hAnsi="Montserrat" w:cstheme="majorBidi"/>
         <w:b/>
         <w:bCs/>
       </w:rPr>
     </w:tblStylePr>
     <w:tblStylePr w:type="lastCol">
       <w:rPr>
-        <w:rFonts w:asciiTheme="majorHAnsi" w:eastAsiaTheme="majorEastAsia" w:hAnsiTheme="majorHAnsi" w:cstheme="majorBidi"/>
+        <w:rFonts w:ascii="Montserrat" w:hAnsi="Montserrat" w:cstheme="majorBidi"/>
         <w:b/>
         <w:bCs/>
       </w:rPr>
@@ -17532,7 +17533,7 @@
         <w:spacing w:before="0" w:after="0" w:line="240" w:lineRule="auto"/>
       </w:pPr>
       <w:rPr>
-        <w:rFonts w:asciiTheme="majorHAnsi" w:eastAsiaTheme="majorEastAsia" w:hAnsiTheme="majorHAnsi" w:cstheme="majorBidi"/>
+        <w:rFonts w:ascii="Montserrat" w:hAnsi="Montserrat" w:cstheme="majorBidi"/>
         <w:b/>
         <w:bCs/>
       </w:rPr>
@@ -17553,7 +17554,7 @@
         <w:spacing w:before="0" w:after="0" w:line="240" w:lineRule="auto"/>
       </w:pPr>
       <w:rPr>
-        <w:rFonts w:asciiTheme="majorHAnsi" w:eastAsiaTheme="majorEastAsia" w:hAnsiTheme="majorHAnsi" w:cstheme="majorBidi"/>
+        <w:rFonts w:ascii="Montserrat" w:hAnsi="Montserrat" w:cstheme="majorBidi"/>
         <w:b/>
         <w:bCs/>
       </w:rPr>
@@ -17571,14 +17572,14 @@
     </w:tblStylePr>
     <w:tblStylePr w:type="firstCol">
       <w:rPr>
-        <w:rFonts w:asciiTheme="majorHAnsi" w:eastAsiaTheme="majorEastAsia" w:hAnsiTheme="majorHAnsi" w:cstheme="majorBidi"/>
+        <w:rFonts w:ascii="Montserrat" w:hAnsi="Montserrat" w:cstheme="majorBidi"/>
         <w:b/>
         <w:bCs/>
       </w:rPr>
     </w:tblStylePr>
     <w:tblStylePr w:type="lastCol">
       <w:rPr>
-        <w:rFonts w:asciiTheme="majorHAnsi" w:eastAsiaTheme="majorEastAsia" w:hAnsiTheme="majorHAnsi" w:cstheme="majorBidi"/>
+        <w:rFonts w:ascii="Montserrat" w:hAnsi="Montserrat" w:cstheme="majorBidi"/>
         <w:b/>
         <w:bCs/>
       </w:rPr>
@@ -17662,7 +17663,7 @@
         <w:spacing w:before="0" w:after="0" w:line="240" w:lineRule="auto"/>
       </w:pPr>
       <w:rPr>
-        <w:rFonts w:asciiTheme="majorHAnsi" w:eastAsiaTheme="majorEastAsia" w:hAnsiTheme="majorHAnsi" w:cstheme="majorBidi"/>
+        <w:rFonts w:ascii="Montserrat" w:hAnsi="Montserrat" w:cstheme="majorBidi"/>
         <w:b/>
         <w:bCs/>
       </w:rPr>
@@ -17683,7 +17684,7 @@
         <w:spacing w:before="0" w:after="0" w:line="240" w:lineRule="auto"/>
       </w:pPr>
       <w:rPr>
-        <w:rFonts w:asciiTheme="majorHAnsi" w:eastAsiaTheme="majorEastAsia" w:hAnsiTheme="majorHAnsi" w:cstheme="majorBidi"/>
+        <w:rFonts w:ascii="Montserrat" w:hAnsi="Montserrat" w:cstheme="majorBidi"/>
         <w:b/>
         <w:bCs/>
       </w:rPr>
@@ -17701,14 +17702,14 @@
     </w:tblStylePr>
     <w:tblStylePr w:type="firstCol">
       <w:rPr>
-        <w:rFonts w:asciiTheme="majorHAnsi" w:eastAsiaTheme="majorEastAsia" w:hAnsiTheme="majorHAnsi" w:cstheme="majorBidi"/>
+        <w:rFonts w:ascii="Montserrat" w:hAnsi="Montserrat" w:cstheme="majorBidi"/>
         <w:b/>
         <w:bCs/>
       </w:rPr>
     </w:tblStylePr>
     <w:tblStylePr w:type="lastCol">
       <w:rPr>
-        <w:rFonts w:asciiTheme="majorHAnsi" w:eastAsiaTheme="majorEastAsia" w:hAnsiTheme="majorHAnsi" w:cstheme="majorBidi"/>
+        <w:rFonts w:ascii="Montserrat" w:hAnsi="Montserrat" w:cstheme="majorBidi"/>
         <w:b/>
         <w:bCs/>
       </w:rPr>
@@ -17792,7 +17793,7 @@
         <w:spacing w:before="0" w:after="0" w:line="240" w:lineRule="auto"/>
       </w:pPr>
       <w:rPr>
-        <w:rFonts w:asciiTheme="majorHAnsi" w:eastAsiaTheme="majorEastAsia" w:hAnsiTheme="majorHAnsi" w:cstheme="majorBidi"/>
+        <w:rFonts w:ascii="Montserrat" w:hAnsi="Montserrat" w:cstheme="majorBidi"/>
         <w:b/>
         <w:bCs/>
       </w:rPr>
@@ -17813,7 +17814,7 @@
         <w:spacing w:before="0" w:after="0" w:line="240" w:lineRule="auto"/>
       </w:pPr>
       <w:rPr>
-        <w:rFonts w:asciiTheme="majorHAnsi" w:eastAsiaTheme="majorEastAsia" w:hAnsiTheme="majorHAnsi" w:cstheme="majorBidi"/>
+        <w:rFonts w:ascii="Montserrat" w:hAnsi="Montserrat" w:cstheme="majorBidi"/>
         <w:b/>
         <w:bCs/>
       </w:rPr>
@@ -17831,14 +17832,14 @@
     </w:tblStylePr>
     <w:tblStylePr w:type="firstCol">
       <w:rPr>
-        <w:rFonts w:asciiTheme="majorHAnsi" w:eastAsiaTheme="majorEastAsia" w:hAnsiTheme="majorHAnsi" w:cstheme="majorBidi"/>
+        <w:rFonts w:ascii="Montserrat" w:hAnsi="Montserrat" w:cstheme="majorBidi"/>
         <w:b/>
         <w:bCs/>
       </w:rPr>
     </w:tblStylePr>
     <w:tblStylePr w:type="lastCol">
       <w:rPr>
-        <w:rFonts w:asciiTheme="majorHAnsi" w:eastAsiaTheme="majorEastAsia" w:hAnsiTheme="majorHAnsi" w:cstheme="majorBidi"/>
+        <w:rFonts w:ascii="Montserrat" w:hAnsi="Montserrat" w:cstheme="majorBidi"/>
         <w:b/>
         <w:bCs/>
       </w:rPr>
@@ -17922,7 +17923,7 @@
         <w:spacing w:before="0" w:after="0" w:line="240" w:lineRule="auto"/>
       </w:pPr>
       <w:rPr>
-        <w:rFonts w:asciiTheme="majorHAnsi" w:eastAsiaTheme="majorEastAsia" w:hAnsiTheme="majorHAnsi" w:cstheme="majorBidi"/>
+        <w:rFonts w:ascii="Montserrat" w:hAnsi="Montserrat" w:cstheme="majorBidi"/>
         <w:b/>
         <w:bCs/>
       </w:rPr>
@@ -17943,7 +17944,7 @@
         <w:spacing w:before="0" w:after="0" w:line="240" w:lineRule="auto"/>
       </w:pPr>
       <w:rPr>
-        <w:rFonts w:asciiTheme="majorHAnsi" w:eastAsiaTheme="majorEastAsia" w:hAnsiTheme="majorHAnsi" w:cstheme="majorBidi"/>
+        <w:rFonts w:ascii="Montserrat" w:hAnsi="Montserrat" w:cstheme="majorBidi"/>
         <w:b/>
         <w:bCs/>
       </w:rPr>
@@ -17961,14 +17962,14 @@
     </w:tblStylePr>
     <w:tblStylePr w:type="firstCol">
       <w:rPr>
-        <w:rFonts w:asciiTheme="majorHAnsi" w:eastAsiaTheme="majorEastAsia" w:hAnsiTheme="majorHAnsi" w:cstheme="majorBidi"/>
+        <w:rFonts w:ascii="Montserrat" w:hAnsi="Montserrat" w:cstheme="majorBidi"/>
         <w:b/>
         <w:bCs/>
       </w:rPr>
     </w:tblStylePr>
     <w:tblStylePr w:type="lastCol">
       <w:rPr>
-        <w:rFonts w:asciiTheme="majorHAnsi" w:eastAsiaTheme="majorEastAsia" w:hAnsiTheme="majorHAnsi" w:cstheme="majorBidi"/>
+        <w:rFonts w:ascii="Montserrat" w:hAnsi="Montserrat" w:cstheme="majorBidi"/>
         <w:b/>
         <w:bCs/>
       </w:rPr>
@@ -18052,7 +18053,7 @@
         <w:spacing w:before="0" w:after="0" w:line="240" w:lineRule="auto"/>
       </w:pPr>
       <w:rPr>
-        <w:rFonts w:asciiTheme="majorHAnsi" w:eastAsiaTheme="majorEastAsia" w:hAnsiTheme="majorHAnsi" w:cstheme="majorBidi"/>
+        <w:rFonts w:ascii="Montserrat" w:hAnsi="Montserrat" w:cstheme="majorBidi"/>
         <w:b/>
         <w:bCs/>
       </w:rPr>
@@ -18073,7 +18074,7 @@
         <w:spacing w:before="0" w:after="0" w:line="240" w:lineRule="auto"/>
       </w:pPr>
       <w:rPr>
-        <w:rFonts w:asciiTheme="majorHAnsi" w:eastAsiaTheme="majorEastAsia" w:hAnsiTheme="majorHAnsi" w:cstheme="majorBidi"/>
+        <w:rFonts w:ascii="Montserrat" w:hAnsi="Montserrat" w:cstheme="majorBidi"/>
         <w:b/>
         <w:bCs/>
       </w:rPr>
@@ -18091,14 +18092,14 @@
     </w:tblStylePr>
     <w:tblStylePr w:type="firstCol">
       <w:rPr>
-        <w:rFonts w:asciiTheme="majorHAnsi" w:eastAsiaTheme="majorEastAsia" w:hAnsiTheme="majorHAnsi" w:cstheme="majorBidi"/>
+        <w:rFonts w:ascii="Montserrat" w:hAnsi="Montserrat" w:cstheme="majorBidi"/>
         <w:b/>
         <w:bCs/>
       </w:rPr>
     </w:tblStylePr>
     <w:tblStylePr w:type="lastCol">
       <w:rPr>
-        <w:rFonts w:asciiTheme="majorHAnsi" w:eastAsiaTheme="majorEastAsia" w:hAnsiTheme="majorHAnsi" w:cstheme="majorBidi"/>
+        <w:rFonts w:ascii="Montserrat" w:hAnsi="Montserrat" w:cstheme="majorBidi"/>
         <w:b/>
         <w:bCs/>
       </w:rPr>
@@ -18182,7 +18183,7 @@
         <w:spacing w:before="0" w:after="0" w:line="240" w:lineRule="auto"/>
       </w:pPr>
       <w:rPr>
-        <w:rFonts w:asciiTheme="majorHAnsi" w:eastAsiaTheme="majorEastAsia" w:hAnsiTheme="majorHAnsi" w:cstheme="majorBidi"/>
+        <w:rFonts w:ascii="Montserrat" w:hAnsi="Montserrat" w:cstheme="majorBidi"/>
         <w:b/>
         <w:bCs/>
       </w:rPr>
@@ -18203,7 +18204,7 @@
         <w:spacing w:before="0" w:after="0" w:line="240" w:lineRule="auto"/>
       </w:pPr>
       <w:rPr>
-        <w:rFonts w:asciiTheme="majorHAnsi" w:eastAsiaTheme="majorEastAsia" w:hAnsiTheme="majorHAnsi" w:cstheme="majorBidi"/>
+        <w:rFonts w:ascii="Montserrat" w:hAnsi="Montserrat" w:cstheme="majorBidi"/>
         <w:b/>
         <w:bCs/>
       </w:rPr>
@@ -18221,14 +18222,14 @@
     </w:tblStylePr>
     <w:tblStylePr w:type="firstCol">
       <w:rPr>
-        <w:rFonts w:asciiTheme="majorHAnsi" w:eastAsiaTheme="majorEastAsia" w:hAnsiTheme="majorHAnsi" w:cstheme="majorBidi"/>
+        <w:rFonts w:ascii="Montserrat" w:hAnsi="Montserrat" w:cstheme="majorBidi"/>
         <w:b/>
         <w:bCs/>
       </w:rPr>
     </w:tblStylePr>
     <w:tblStylePr w:type="lastCol">
       <w:rPr>
-        <w:rFonts w:asciiTheme="majorHAnsi" w:eastAsiaTheme="majorEastAsia" w:hAnsiTheme="majorHAnsi" w:cstheme="majorBidi"/>
+        <w:rFonts w:ascii="Montserrat" w:hAnsi="Montserrat" w:cstheme="majorBidi"/>
         <w:b/>
         <w:bCs/>
       </w:rPr>
@@ -20093,7 +20094,7 @@
     </w:tblPr>
     <w:tblStylePr w:type="firstRow">
       <w:rPr>
-        <w:rFonts w:asciiTheme="majorHAnsi" w:eastAsiaTheme="majorEastAsia" w:hAnsiTheme="majorHAnsi" w:cstheme="majorBidi"/>
+        <w:rFonts w:ascii="Montserrat" w:hAnsi="Montserrat" w:cstheme="majorBidi"/>
       </w:rPr>
       <w:tblPr/>
       <w:tcPr>
@@ -20177,7 +20178,7 @@
     </w:tblPr>
     <w:tblStylePr w:type="firstRow">
       <w:rPr>
-        <w:rFonts w:asciiTheme="majorHAnsi" w:eastAsiaTheme="majorEastAsia" w:hAnsiTheme="majorHAnsi" w:cstheme="majorBidi"/>
+        <w:rFonts w:ascii="Montserrat" w:hAnsi="Montserrat" w:cstheme="majorBidi"/>
       </w:rPr>
       <w:tblPr/>
       <w:tcPr>
@@ -20261,7 +20262,7 @@
     </w:tblPr>
     <w:tblStylePr w:type="firstRow">
       <w:rPr>
-        <w:rFonts w:asciiTheme="majorHAnsi" w:eastAsiaTheme="majorEastAsia" w:hAnsiTheme="majorHAnsi" w:cstheme="majorBidi"/>
+        <w:rFonts w:ascii="Montserrat" w:hAnsi="Montserrat" w:cstheme="majorBidi"/>
       </w:rPr>
       <w:tblPr/>
       <w:tcPr>
@@ -20345,7 +20346,7 @@
     </w:tblPr>
     <w:tblStylePr w:type="firstRow">
       <w:rPr>
-        <w:rFonts w:asciiTheme="majorHAnsi" w:eastAsiaTheme="majorEastAsia" w:hAnsiTheme="majorHAnsi" w:cstheme="majorBidi"/>
+        <w:rFonts w:ascii="Montserrat" w:hAnsi="Montserrat" w:cstheme="majorBidi"/>
       </w:rPr>
       <w:tblPr/>
       <w:tcPr>
@@ -20429,7 +20430,7 @@
     </w:tblPr>
     <w:tblStylePr w:type="firstRow">
       <w:rPr>
-        <w:rFonts w:asciiTheme="majorHAnsi" w:eastAsiaTheme="majorEastAsia" w:hAnsiTheme="majorHAnsi" w:cstheme="majorBidi"/>
+        <w:rFonts w:ascii="Montserrat" w:hAnsi="Montserrat" w:cstheme="majorBidi"/>
       </w:rPr>
       <w:tblPr/>
       <w:tcPr>
@@ -20513,7 +20514,7 @@
     </w:tblPr>
     <w:tblStylePr w:type="firstRow">
       <w:rPr>
-        <w:rFonts w:asciiTheme="majorHAnsi" w:eastAsiaTheme="majorEastAsia" w:hAnsiTheme="majorHAnsi" w:cstheme="majorBidi"/>
+        <w:rFonts w:ascii="Montserrat" w:hAnsi="Montserrat" w:cstheme="majorBidi"/>
       </w:rPr>
       <w:tblPr/>
       <w:tcPr>
@@ -20597,7 +20598,7 @@
     </w:tblPr>
     <w:tblStylePr w:type="firstRow">
       <w:rPr>
-        <w:rFonts w:asciiTheme="majorHAnsi" w:eastAsiaTheme="majorEastAsia" w:hAnsiTheme="majorHAnsi" w:cstheme="majorBidi"/>
+        <w:rFonts w:ascii="Montserrat" w:hAnsi="Montserrat" w:cstheme="majorBidi"/>
       </w:rPr>
       <w:tblPr/>
       <w:tcPr>
@@ -20662,7 +20663,7 @@
       <w:spacing w:after="0" w:line="240" w:lineRule="auto"/>
     </w:pPr>
     <w:rPr>
-      <w:rFonts w:asciiTheme="majorHAnsi" w:eastAsiaTheme="majorEastAsia" w:hAnsiTheme="majorHAnsi" w:cstheme="majorBidi"/>
+      <w:rFonts w:ascii="Montserrat" w:hAnsi="Montserrat" w:cstheme="majorBidi"/>
       <w:color w:val="000000" w:themeColor="text1"/>
     </w:rPr>
     <w:tblPr>
@@ -20790,7 +20791,7 @@
       <w:spacing w:after="0" w:line="240" w:lineRule="auto"/>
     </w:pPr>
     <w:rPr>
-      <w:rFonts w:asciiTheme="majorHAnsi" w:eastAsiaTheme="majorEastAsia" w:hAnsiTheme="majorHAnsi" w:cstheme="majorBidi"/>
+      <w:rFonts w:ascii="Montserrat" w:hAnsi="Montserrat" w:cstheme="majorBidi"/>
       <w:color w:val="000000" w:themeColor="text1"/>
     </w:rPr>
     <w:tblPr>
@@ -20918,7 +20919,7 @@
       <w:spacing w:after="0" w:line="240" w:lineRule="auto"/>
     </w:pPr>
     <w:rPr>
-      <w:rFonts w:asciiTheme="majorHAnsi" w:eastAsiaTheme="majorEastAsia" w:hAnsiTheme="majorHAnsi" w:cstheme="majorBidi"/>
+      <w:rFonts w:ascii="Montserrat" w:hAnsi="Montserrat" w:cstheme="majorBidi"/>
       <w:color w:val="000000" w:themeColor="text1"/>
     </w:rPr>
     <w:tblPr>
@@ -21046,7 +21047,7 @@
       <w:spacing w:after="0" w:line="240" w:lineRule="auto"/>
     </w:pPr>
     <w:rPr>
-      <w:rFonts w:asciiTheme="majorHAnsi" w:eastAsiaTheme="majorEastAsia" w:hAnsiTheme="majorHAnsi" w:cstheme="majorBidi"/>
+      <w:rFonts w:ascii="Montserrat" w:hAnsi="Montserrat" w:cstheme="majorBidi"/>
       <w:color w:val="000000" w:themeColor="text1"/>
     </w:rPr>
     <w:tblPr>
@@ -21174,7 +21175,7 @@
       <w:spacing w:after="0" w:line="240" w:lineRule="auto"/>
     </w:pPr>
     <w:rPr>
-      <w:rFonts w:asciiTheme="majorHAnsi" w:eastAsiaTheme="majorEastAsia" w:hAnsiTheme="majorHAnsi" w:cstheme="majorBidi"/>
+      <w:rFonts w:ascii="Montserrat" w:hAnsi="Montserrat" w:cstheme="majorBidi"/>
       <w:color w:val="000000" w:themeColor="text1"/>
     </w:rPr>
     <w:tblPr>
@@ -21302,7 +21303,7 @@
       <w:spacing w:after="0" w:line="240" w:lineRule="auto"/>
     </w:pPr>
     <w:rPr>
-      <w:rFonts w:asciiTheme="majorHAnsi" w:eastAsiaTheme="majorEastAsia" w:hAnsiTheme="majorHAnsi" w:cstheme="majorBidi"/>
+      <w:rFonts w:ascii="Montserrat" w:hAnsi="Montserrat" w:cstheme="majorBidi"/>
       <w:color w:val="000000" w:themeColor="text1"/>
     </w:rPr>
     <w:tblPr>
@@ -21430,7 +21431,7 @@
       <w:spacing w:after="0" w:line="240" w:lineRule="auto"/>
     </w:pPr>
     <w:rPr>
-      <w:rFonts w:asciiTheme="majorHAnsi" w:eastAsiaTheme="majorEastAsia" w:hAnsiTheme="majorHAnsi" w:cstheme="majorBidi"/>
+      <w:rFonts w:ascii="Montserrat" w:hAnsi="Montserrat" w:cstheme="majorBidi"/>
       <w:color w:val="000000" w:themeColor="text1"/>
     </w:rPr>
     <w:tblPr>
@@ -22069,7 +22070,7 @@
       <w:spacing w:after="0" w:line="240" w:lineRule="auto"/>
     </w:pPr>
     <w:rPr>
-      <w:rFonts w:asciiTheme="majorHAnsi" w:eastAsiaTheme="majorEastAsia" w:hAnsiTheme="majorHAnsi" w:cstheme="majorBidi"/>
+      <w:rFonts w:ascii="Montserrat" w:hAnsi="Montserrat" w:cstheme="majorBidi"/>
       <w:color w:val="000000" w:themeColor="text1"/>
     </w:rPr>
     <w:tblPr>
@@ -22194,7 +22195,7 @@
       <w:spacing w:after="0" w:line="240" w:lineRule="auto"/>
     </w:pPr>
     <w:rPr>
-      <w:rFonts w:asciiTheme="majorHAnsi" w:eastAsiaTheme="majorEastAsia" w:hAnsiTheme="majorHAnsi" w:cstheme="majorBidi"/>
+      <w:rFonts w:ascii="Montserrat" w:hAnsi="Montserrat" w:cstheme="majorBidi"/>
       <w:color w:val="000000" w:themeColor="text1"/>
     </w:rPr>
     <w:tblPr>
@@ -22319,7 +22320,7 @@
       <w:spacing w:after="0" w:line="240" w:lineRule="auto"/>
     </w:pPr>
     <w:rPr>
-      <w:rFonts w:asciiTheme="majorHAnsi" w:eastAsiaTheme="majorEastAsia" w:hAnsiTheme="majorHAnsi" w:cstheme="majorBidi"/>
+      <w:rFonts w:ascii="Montserrat" w:hAnsi="Montserrat" w:cstheme="majorBidi"/>
       <w:color w:val="000000" w:themeColor="text1"/>
     </w:rPr>
     <w:tblPr>
@@ -22444,7 +22445,7 @@
       <w:spacing w:after="0" w:line="240" w:lineRule="auto"/>
     </w:pPr>
     <w:rPr>
-      <w:rFonts w:asciiTheme="majorHAnsi" w:eastAsiaTheme="majorEastAsia" w:hAnsiTheme="majorHAnsi" w:cstheme="majorBidi"/>
+      <w:rFonts w:ascii="Montserrat" w:hAnsi="Montserrat" w:cstheme="majorBidi"/>
       <w:color w:val="000000" w:themeColor="text1"/>
     </w:rPr>
     <w:tblPr>
@@ -22569,7 +22570,7 @@
       <w:spacing w:after="0" w:line="240" w:lineRule="auto"/>
     </w:pPr>
     <w:rPr>
-      <w:rFonts w:asciiTheme="majorHAnsi" w:eastAsiaTheme="majorEastAsia" w:hAnsiTheme="majorHAnsi" w:cstheme="majorBidi"/>
+      <w:rFonts w:ascii="Montserrat" w:hAnsi="Montserrat" w:cstheme="majorBidi"/>
       <w:color w:val="000000" w:themeColor="text1"/>
     </w:rPr>
     <w:tblPr>
@@ -22694,7 +22695,7 @@
       <w:spacing w:after="0" w:line="240" w:lineRule="auto"/>
     </w:pPr>
     <w:rPr>
-      <w:rFonts w:asciiTheme="majorHAnsi" w:eastAsiaTheme="majorEastAsia" w:hAnsiTheme="majorHAnsi" w:cstheme="majorBidi"/>
+      <w:rFonts w:ascii="Montserrat" w:hAnsi="Montserrat" w:cstheme="majorBidi"/>
       <w:color w:val="000000" w:themeColor="text1"/>
     </w:rPr>
     <w:tblPr>
@@ -22819,7 +22820,7 @@
       <w:spacing w:after="0" w:line="240" w:lineRule="auto"/>
     </w:pPr>
     <w:rPr>
-      <w:rFonts w:asciiTheme="majorHAnsi" w:eastAsiaTheme="majorEastAsia" w:hAnsiTheme="majorHAnsi" w:cstheme="majorBidi"/>
+      <w:rFonts w:ascii="Montserrat" w:hAnsi="Montserrat" w:cstheme="majorBidi"/>
       <w:color w:val="000000" w:themeColor="text1"/>
     </w:rPr>
     <w:tblPr>
@@ -26772,7 +26773,7 @@
     </a:clrScheme>
     <a:fontScheme name="Office">
       <a:majorFont>
-        <a:latin typeface="Calibri"/>
+        <a:latin typeface="Montserrat"/>
         <a:ea typeface=""/>
         <a:cs typeface=""/>
         <a:font script="Jpan" typeface="ＭＳ ゴシック"/>
@@ -26807,7 +26808,7 @@
         <a:font script="Geor" typeface="Sylfaen"/>
       </a:majorFont>
       <a:minorFont>
-        <a:latin typeface="Cambria"/>
+        <a:latin typeface="Montserrat"/>
         <a:ea typeface=""/>
         <a:cs typeface=""/>
         <a:font script="Jpan" typeface="ＭＳ 明朝"/>

--- a/tmp-tj/261029_Proline_page-entreposage_v2.docx
+++ b/tmp-tj/261029_Proline_page-entreposage_v2.docx
@@ -550,7 +550,7 @@
       <w:r>
         <w:drawing>
           <wp:inline xmlns:a="http://schemas.openxmlformats.org/drawingml/2006/main" xmlns:pic="http://schemas.openxmlformats.org/drawingml/2006/picture">
-            <wp:extent cx="6120000" cy="1834147"/>
+            <wp:extent cx="4406400" cy="1320585"/>
             <wp:docPr id="1" name="Picture 1"/>
             <wp:cNvGraphicFramePr>
               <a:graphicFrameLocks noChangeAspect="1"/>
@@ -571,7 +571,7 @@
                   <pic:spPr>
                     <a:xfrm>
                       <a:off x="0" y="0"/>
-                      <a:ext cx="6120000" cy="1834147"/>
+                      <a:ext cx="4406400" cy="1320585"/>
                     </a:xfrm>
                     <a:prstGeom prst="rect"/>
                   </pic:spPr>
@@ -1342,7 +1342,7 @@
       <w:r>
         <w:drawing>
           <wp:inline xmlns:a="http://schemas.openxmlformats.org/drawingml/2006/main" xmlns:pic="http://schemas.openxmlformats.org/drawingml/2006/picture">
-            <wp:extent cx="6120000" cy="1832366"/>
+            <wp:extent cx="4406400" cy="1319303"/>
             <wp:docPr id="2" name="Picture 2"/>
             <wp:cNvGraphicFramePr>
               <a:graphicFrameLocks noChangeAspect="1"/>
@@ -1363,7 +1363,7 @@
                   <pic:spPr>
                     <a:xfrm>
                       <a:off x="0" y="0"/>
-                      <a:ext cx="6120000" cy="1832366"/>
+                      <a:ext cx="4406400" cy="1319303"/>
                     </a:xfrm>
                     <a:prstGeom prst="rect"/>
                   </pic:spPr>

--- a/tmp-tj/261029_Proline_page-entreposage_v2.docx
+++ b/tmp-tj/261029_Proline_page-entreposage_v2.docx
@@ -406,9 +406,7 @@
         <w:gridCol w:w="9638"/>
       </w:tblGrid>
       <w:tr>
-        <w:trPr>
-          <w:cantSplit/>
-        </w:trPr>
+        <w:trPr/>
         <w:tc>
           <w:tcPr>
             <w:tcW w:type="dxa" w:w="9638"/>
@@ -618,9 +616,7 @@
         <w:gridCol w:w="9638"/>
       </w:tblGrid>
       <w:tr>
-        <w:trPr>
-          <w:cantSplit/>
-        </w:trPr>
+        <w:trPr/>
         <w:tc>
           <w:tcPr>
             <w:tcW w:type="dxa" w:w="9638"/>
@@ -686,9 +682,7 @@
         <w:gridCol w:w="9638"/>
       </w:tblGrid>
       <w:tr>
-        <w:trPr>
-          <w:cantSplit/>
-        </w:trPr>
+        <w:trPr/>
         <w:tc>
           <w:tcPr>
             <w:tcW w:type="dxa" w:w="9638"/>
@@ -784,9 +778,7 @@
         <w:gridCol w:w="9638"/>
       </w:tblGrid>
       <w:tr>
-        <w:trPr>
-          <w:cantSplit/>
-        </w:trPr>
+        <w:trPr/>
         <w:tc>
           <w:tcPr>
             <w:tcW w:type="dxa" w:w="9638"/>
@@ -1002,9 +994,7 @@
         <w:gridCol w:w="9638"/>
       </w:tblGrid>
       <w:tr>
-        <w:trPr>
-          <w:cantSplit/>
-        </w:trPr>
+        <w:trPr/>
         <w:tc>
           <w:tcPr>
             <w:tcW w:type="dxa" w:w="9638"/>
@@ -1194,9 +1184,7 @@
         <w:gridCol w:w="9638"/>
       </w:tblGrid>
       <w:tr>
-        <w:trPr>
-          <w:cantSplit/>
-        </w:trPr>
+        <w:trPr/>
         <w:tc>
           <w:tcPr>
             <w:tcW w:type="dxa" w:w="9638"/>
@@ -1410,9 +1398,7 @@
         <w:gridCol w:w="9638"/>
       </w:tblGrid>
       <w:tr>
-        <w:trPr>
-          <w:cantSplit/>
-        </w:trPr>
+        <w:trPr/>
         <w:tc>
           <w:tcPr>
             <w:tcW w:type="dxa" w:w="9638"/>
@@ -1617,9 +1603,7 @@
         <w:gridCol w:w="9638"/>
       </w:tblGrid>
       <w:tr>
-        <w:trPr>
-          <w:cantSplit/>
-        </w:trPr>
+        <w:trPr/>
         <w:tc>
           <w:tcPr>
             <w:tcW w:type="dxa" w:w="9638"/>
@@ -1790,9 +1774,7 @@
         <w:gridCol w:w="9638"/>
       </w:tblGrid>
       <w:tr>
-        <w:trPr>
-          <w:cantSplit/>
-        </w:trPr>
+        <w:trPr/>
         <w:tc>
           <w:tcPr>
             <w:tcW w:type="dxa" w:w="9638"/>
